--- a/tests/com-plugin/test-com-plugin.docx
+++ b/tests/com-plugin/test-com-plugin.docx
@@ -25,7 +25,7 @@
           <w:rFonts w:ascii="Noto Sans CJK JP" w:hAnsi="Noto Sans CJK JP" w:eastAsia="Noto Sans CJK JP"/>
           <w:sz w:val="20"/>
         </w:rPr>
-        <w:t>公開用・合成テスト文書 / Public synthetic test document</w:t>
+        <w:t>Public synthetic test document</w:t>
       </w:r>
     </w:p>
     <w:p>
@@ -36,7 +36,7 @@
         <w:rPr>
           <w:rFonts w:ascii="Noto Sans CJK JP" w:hAnsi="Noto Sans CJK JP" w:eastAsia="Noto Sans CJK JP"/>
         </w:rPr>
-        <w:t>この文書は、WinMerge プラグインが Office 文書を anydoc で Markdown に変換できることを確認するための公開用テストデータです。</w:t>
+        <w:t>This public test document verifies that the WinMerge plugin can convert Office documents to Markdown with anydoc.</w:t>
       </w:r>
     </w:p>
     <w:p>
@@ -71,7 +71,7 @@
         <w:rPr>
           <w:rFonts w:ascii="Noto Sans CJK JP" w:hAnsi="Noto Sans CJK JP" w:eastAsia="Noto Sans CJK JP"/>
         </w:rPr>
-        <w:t>見出しが Markdown の見出しとして変換されること。</w:t>
+        <w:t>Headings are converted to Markdown headings.</w:t>
       </w:r>
     </w:p>
     <w:p>
@@ -82,7 +82,7 @@
         <w:rPr>
           <w:rFonts w:ascii="Noto Sans CJK JP" w:hAnsi="Noto Sans CJK JP" w:eastAsia="Noto Sans CJK JP"/>
         </w:rPr>
-        <w:t>箇条書きと番号付きリストが読み取れること。</w:t>
+        <w:t>Bulleted and numbered lists can be read.</w:t>
       </w:r>
     </w:p>
     <w:p>
@@ -93,7 +93,7 @@
         <w:rPr>
           <w:rFonts w:ascii="Noto Sans CJK JP" w:hAnsi="Noto Sans CJK JP" w:eastAsia="Noto Sans CJK JP"/>
         </w:rPr>
-        <w:t>表のセル内容が欠落しないこと。</w:t>
+        <w:t>Table cell content is not omitted.</w:t>
       </w:r>
     </w:p>
     <w:p>
@@ -104,7 +104,7 @@
         <w:rPr>
           <w:rFonts w:ascii="Noto Sans CJK JP" w:hAnsi="Noto Sans CJK JP" w:eastAsia="Noto Sans CJK JP"/>
         </w:rPr>
-        <w:t>日本語と English text が同じ文書内で扱えること。</w:t>
+        <w:t>English text is handled correctly throughout the document.</w:t>
       </w:r>
     </w:p>
     <w:p>
@@ -24445,10 +24445,10 @@
         <a:latin typeface="Calibri"/>
         <a:ea typeface=""/>
         <a:cs typeface=""/>
-        <a:font script="Jpan" typeface="ＭＳ ゴシック"/>
+        <a:font script="Jpan" typeface="MS Gothic"/>
         <a:font script="Hang" typeface="맑은 고딕"/>
-        <a:font script="Hans" typeface="宋体"/>
-        <a:font script="Hant" typeface="新細明體"/>
+        <a:font script="Hans" typeface="SimSun"/>
+        <a:font script="Hant" typeface="PMingLiU"/>
         <a:font script="Arab" typeface="Times New Roman"/>
         <a:font script="Hebr" typeface="Times New Roman"/>
         <a:font script="Thai" typeface="Angsana New"/>
@@ -24480,10 +24480,10 @@
         <a:latin typeface="Cambria"/>
         <a:ea typeface=""/>
         <a:cs typeface=""/>
-        <a:font script="Jpan" typeface="ＭＳ 明朝"/>
+        <a:font script="Jpan" typeface="MS Mincho"/>
         <a:font script="Hang" typeface="맑은 고딕"/>
-        <a:font script="Hans" typeface="宋体"/>
-        <a:font script="Hant" typeface="新細明體"/>
+        <a:font script="Hans" typeface="SimSun"/>
+        <a:font script="Hant" typeface="PMingLiU"/>
         <a:font script="Arab" typeface="Arial"/>
         <a:font script="Hebr" typeface="Arial"/>
         <a:font script="Thai" typeface="Cordia New"/>
